--- a/Raw Scans/FORM 20.docx
+++ b/Raw Scans/FORM 20.docx
@@ -1510,7 +1510,21 @@
           <w:sz w:val="22"/>
           <w:szCs w:val="22"/>
         </w:rPr>
-        <w:t>{{field_21_length}}</w:t>
+        <w:t>{{field_21_</w:t>
+      </w:r>
+      <w:r>
+        <w:rPr>
+          <w:sz w:val="22"/>
+          <w:szCs w:val="22"/>
+        </w:rPr>
+        <w:t>model</w:t>
+      </w:r>
+      <w:r>
+        <w:rPr>
+          <w:sz w:val="22"/>
+          <w:szCs w:val="22"/>
+        </w:rPr>
+        <w:t>}}</w:t>
       </w:r>
       <w:r>
         <w:rPr>
@@ -1605,23 +1619,7 @@
           <w:sz w:val="22"/>
           <w:szCs w:val="22"/>
         </w:rPr>
-        <w:t xml:space="preserve">23. Engine Number or Motor Number in case of </w:t>
-      </w:r>
-      <w:proofErr w:type="gramStart"/>
-      <w:r>
-        <w:rPr>
-          <w:sz w:val="22"/>
-          <w:szCs w:val="22"/>
-        </w:rPr>
-        <w:t>Battery Operated</w:t>
-      </w:r>
-      <w:proofErr w:type="gramEnd"/>
-      <w:r>
-        <w:rPr>
-          <w:sz w:val="22"/>
-          <w:szCs w:val="22"/>
-        </w:rPr>
-        <w:t xml:space="preserve"> Vehicles </w:t>
+        <w:t xml:space="preserve">23. Engine Number or Motor Number in case of Battery Operated Vehicles </w:t>
       </w:r>
     </w:p>
     <w:p>
@@ -1820,39 +1818,7 @@
           <w:sz w:val="22"/>
           <w:szCs w:val="22"/>
         </w:rPr>
-        <w:t xml:space="preserve">28. </w:t>
-      </w:r>
-      <w:proofErr w:type="spellStart"/>
-      <w:r>
-        <w:rPr>
-          <w:sz w:val="22"/>
-          <w:szCs w:val="22"/>
-        </w:rPr>
-        <w:t>Colour</w:t>
-      </w:r>
-      <w:proofErr w:type="spellEnd"/>
-      <w:r>
-        <w:rPr>
-          <w:sz w:val="22"/>
-          <w:szCs w:val="22"/>
-        </w:rPr>
-        <w:t xml:space="preserve"> or </w:t>
-      </w:r>
-      <w:proofErr w:type="spellStart"/>
-      <w:r>
-        <w:rPr>
-          <w:sz w:val="22"/>
-          <w:szCs w:val="22"/>
-        </w:rPr>
-        <w:t>colours</w:t>
-      </w:r>
-      <w:proofErr w:type="spellEnd"/>
-      <w:r>
-        <w:rPr>
-          <w:sz w:val="22"/>
-          <w:szCs w:val="22"/>
-        </w:rPr>
-        <w:t xml:space="preserve"> of body wings and front end </w:t>
+        <w:t xml:space="preserve">28. Colour or colours of body wings and front end </w:t>
       </w:r>
       <w:r>
         <w:rPr>
@@ -1919,23 +1885,7 @@
           <w:szCs w:val="20"/>
         </w:rPr>
         <w:lastRenderedPageBreak/>
-        <w:t xml:space="preserve">29. Number, description, size and ply rating of </w:t>
-      </w:r>
-      <w:proofErr w:type="spellStart"/>
-      <w:r>
-        <w:rPr>
-          <w:sz w:val="20"/>
-          <w:szCs w:val="20"/>
-        </w:rPr>
-        <w:t>tyres</w:t>
-      </w:r>
-      <w:proofErr w:type="spellEnd"/>
-      <w:r>
-        <w:rPr>
-          <w:sz w:val="20"/>
-          <w:szCs w:val="20"/>
-        </w:rPr>
-        <w:t xml:space="preserve">, as declared by the manufacturer </w:t>
+        <w:t xml:space="preserve">29. Number, description, size and ply rating of tyres, as declared by the manufacturer </w:t>
       </w:r>
     </w:p>
     <w:p>
@@ -2086,56 +2036,24 @@
           <w:sz w:val="20"/>
           <w:szCs w:val="20"/>
         </w:rPr>
-        <w:t xml:space="preserve">(a) as certified by manufacturer ................ </w:t>
-      </w:r>
-      <w:proofErr w:type="spellStart"/>
-      <w:r>
+        <w:t xml:space="preserve">(a) as certified by manufacturer ................ Kgms. </w:t>
+      </w:r>
+    </w:p>
+    <w:p>
+      <w:pPr>
+        <w:spacing w:after="60" w:line="240" w:lineRule="auto"/>
+        <w:ind w:left="720"/>
         <w:rPr>
           <w:sz w:val="20"/>
           <w:szCs w:val="20"/>
         </w:rPr>
-        <w:t>Kgms</w:t>
-      </w:r>
-      <w:proofErr w:type="spellEnd"/>
+      </w:pPr>
       <w:r>
         <w:rPr>
           <w:sz w:val="20"/>
           <w:szCs w:val="20"/>
         </w:rPr>
-        <w:t xml:space="preserve">. </w:t>
-      </w:r>
-    </w:p>
-    <w:p>
-      <w:pPr>
-        <w:spacing w:after="60" w:line="240" w:lineRule="auto"/>
-        <w:ind w:left="720"/>
-        <w:rPr>
-          <w:sz w:val="20"/>
-          <w:szCs w:val="20"/>
-        </w:rPr>
-      </w:pPr>
-      <w:r>
-        <w:rPr>
-          <w:sz w:val="20"/>
-          <w:szCs w:val="20"/>
-        </w:rPr>
-        <w:t xml:space="preserve">(b) To be registered ...................................... </w:t>
-      </w:r>
-      <w:proofErr w:type="spellStart"/>
-      <w:r>
-        <w:rPr>
-          <w:sz w:val="20"/>
-          <w:szCs w:val="20"/>
-        </w:rPr>
-        <w:t>Kgms</w:t>
-      </w:r>
-      <w:proofErr w:type="spellEnd"/>
-      <w:r>
-        <w:rPr>
-          <w:sz w:val="20"/>
-          <w:szCs w:val="20"/>
-        </w:rPr>
-        <w:t xml:space="preserve">. </w:t>
+        <w:t xml:space="preserve">(b) To be registered ...................................... Kgms. </w:t>
       </w:r>
     </w:p>
     <w:p>
@@ -2201,23 +2119,24 @@
           <w:sz w:val="20"/>
           <w:szCs w:val="20"/>
         </w:rPr>
-        <w:t xml:space="preserve">(a) Front axle= ................................... </w:t>
-      </w:r>
-      <w:proofErr w:type="spellStart"/>
-      <w:r>
+        <w:t xml:space="preserve">(a) Front axle= ................................... Kgms. </w:t>
+      </w:r>
+    </w:p>
+    <w:p>
+      <w:pPr>
+        <w:spacing w:after="60" w:line="240" w:lineRule="auto"/>
+        <w:ind w:left="720"/>
         <w:rPr>
           <w:sz w:val="20"/>
           <w:szCs w:val="20"/>
         </w:rPr>
-        <w:t>Kgms</w:t>
-      </w:r>
-      <w:proofErr w:type="spellEnd"/>
+      </w:pPr>
       <w:r>
         <w:rPr>
           <w:sz w:val="20"/>
           <w:szCs w:val="20"/>
         </w:rPr>
-        <w:t xml:space="preserve">. </w:t>
+        <w:t xml:space="preserve">(b) Rear axle= ..................................... Kgms. </w:t>
       </w:r>
     </w:p>
     <w:p>
@@ -2234,89 +2153,24 @@
           <w:sz w:val="20"/>
           <w:szCs w:val="20"/>
         </w:rPr>
-        <w:t xml:space="preserve">(b) Rear axle= ..................................... </w:t>
-      </w:r>
-      <w:proofErr w:type="spellStart"/>
-      <w:r>
+        <w:t xml:space="preserve">(c) Any other axle= ............................ Kgms. </w:t>
+      </w:r>
+    </w:p>
+    <w:p>
+      <w:pPr>
+        <w:spacing w:after="60" w:line="240" w:lineRule="auto"/>
+        <w:ind w:left="720"/>
         <w:rPr>
           <w:sz w:val="20"/>
           <w:szCs w:val="20"/>
         </w:rPr>
-        <w:t>Kgms</w:t>
-      </w:r>
-      <w:proofErr w:type="spellEnd"/>
+      </w:pPr>
       <w:r>
         <w:rPr>
           <w:sz w:val="20"/>
           <w:szCs w:val="20"/>
         </w:rPr>
-        <w:t xml:space="preserve">. </w:t>
-      </w:r>
-    </w:p>
-    <w:p>
-      <w:pPr>
-        <w:spacing w:after="60" w:line="240" w:lineRule="auto"/>
-        <w:ind w:left="720"/>
-        <w:rPr>
-          <w:sz w:val="20"/>
-          <w:szCs w:val="20"/>
-        </w:rPr>
-      </w:pPr>
-      <w:r>
-        <w:rPr>
-          <w:sz w:val="20"/>
-          <w:szCs w:val="20"/>
-        </w:rPr>
-        <w:t xml:space="preserve">(c) Any other axle= ............................ </w:t>
-      </w:r>
-      <w:proofErr w:type="spellStart"/>
-      <w:r>
-        <w:rPr>
-          <w:sz w:val="20"/>
-          <w:szCs w:val="20"/>
-        </w:rPr>
-        <w:t>Kgms</w:t>
-      </w:r>
-      <w:proofErr w:type="spellEnd"/>
-      <w:r>
-        <w:rPr>
-          <w:sz w:val="20"/>
-          <w:szCs w:val="20"/>
-        </w:rPr>
-        <w:t xml:space="preserve">. </w:t>
-      </w:r>
-    </w:p>
-    <w:p>
-      <w:pPr>
-        <w:spacing w:after="60" w:line="240" w:lineRule="auto"/>
-        <w:ind w:left="720"/>
-        <w:rPr>
-          <w:sz w:val="20"/>
-          <w:szCs w:val="20"/>
-        </w:rPr>
-      </w:pPr>
-      <w:r>
-        <w:rPr>
-          <w:sz w:val="20"/>
-          <w:szCs w:val="20"/>
-        </w:rPr>
-        <w:t xml:space="preserve">(d) Tandem axle= ............................... </w:t>
-      </w:r>
-      <w:proofErr w:type="spellStart"/>
-      <w:r>
-        <w:rPr>
-          <w:sz w:val="20"/>
-          <w:szCs w:val="20"/>
-        </w:rPr>
-        <w:t>Kgms</w:t>
-      </w:r>
-      <w:proofErr w:type="spellEnd"/>
-      <w:r>
-        <w:rPr>
-          <w:sz w:val="20"/>
-          <w:szCs w:val="20"/>
-        </w:rPr>
-        <w:t xml:space="preserve">. </w:t>
+        <w:t xml:space="preserve">(d) Tandem axle= ............................... Kgms. </w:t>
       </w:r>
     </w:p>
     <w:p>
@@ -2518,23 +2372,7 @@
           <w:sz w:val="22"/>
           <w:szCs w:val="22"/>
         </w:rPr>
-        <w:t xml:space="preserve">35. Number, description and size of </w:t>
-      </w:r>
-      <w:proofErr w:type="spellStart"/>
-      <w:r>
-        <w:rPr>
-          <w:sz w:val="22"/>
-          <w:szCs w:val="22"/>
-        </w:rPr>
-        <w:t>tyres</w:t>
-      </w:r>
-      <w:proofErr w:type="spellEnd"/>
-      <w:r>
-        <w:rPr>
-          <w:sz w:val="22"/>
-          <w:szCs w:val="22"/>
-        </w:rPr>
-        <w:t xml:space="preserve"> on each axle ............................ </w:t>
+        <w:t xml:space="preserve">35. Number, description and size of tyres on each axle ............................ </w:t>
       </w:r>
       <w:r>
         <w:rPr>
@@ -2623,30 +2461,14 @@
           <w:sz w:val="22"/>
           <w:szCs w:val="22"/>
         </w:rPr>
-        <w:t xml:space="preserve">(Name of </w:t>
-      </w:r>
-      <w:proofErr w:type="gramStart"/>
-      <w:r>
-        <w:rPr>
-          <w:sz w:val="22"/>
-          <w:szCs w:val="22"/>
-        </w:rPr>
-        <w:t xml:space="preserve">company) </w:t>
-      </w:r>
-      <w:r>
-        <w:rPr>
-          <w:sz w:val="22"/>
-          <w:szCs w:val="22"/>
-        </w:rPr>
-        <w:t xml:space="preserve">  </w:t>
-      </w:r>
-      <w:proofErr w:type="gramEnd"/>
-      <w:r>
-        <w:rPr>
-          <w:sz w:val="22"/>
-          <w:szCs w:val="22"/>
-        </w:rPr>
-        <w:t xml:space="preserve">                                      </w:t>
+        <w:t xml:space="preserve">(Name of company) </w:t>
+      </w:r>
+      <w:r>
+        <w:rPr>
+          <w:sz w:val="22"/>
+          <w:szCs w:val="22"/>
+        </w:rPr>
+        <w:t xml:space="preserve">                                        </w:t>
       </w:r>
       <w:r>
         <w:rPr>
@@ -2769,21 +2591,12 @@
           <w:szCs w:val="22"/>
         </w:rPr>
       </w:pPr>
-      <w:proofErr w:type="gramStart"/>
-      <w:r>
-        <w:rPr>
-          <w:sz w:val="22"/>
-          <w:szCs w:val="22"/>
-        </w:rPr>
-        <w:t>Note :</w:t>
-      </w:r>
-      <w:proofErr w:type="gramEnd"/>
-      <w:r>
-        <w:rPr>
-          <w:sz w:val="22"/>
-          <w:szCs w:val="22"/>
-        </w:rPr>
-        <w:t xml:space="preserve"> The motor vehicle above described is— </w:t>
+      <w:r>
+        <w:rPr>
+          <w:sz w:val="22"/>
+          <w:szCs w:val="22"/>
+        </w:rPr>
+        <w:t xml:space="preserve">Note : The motor vehicle above described is— </w:t>
       </w:r>
     </w:p>
     <w:p>
@@ -2825,23 +2638,7 @@
           <w:sz w:val="22"/>
           <w:szCs w:val="22"/>
         </w:rPr>
-        <w:t xml:space="preserve">Subject to hypothecation in </w:t>
-      </w:r>
-      <w:proofErr w:type="spellStart"/>
-      <w:r>
-        <w:rPr>
-          <w:sz w:val="22"/>
-          <w:szCs w:val="22"/>
-        </w:rPr>
-        <w:t>favour</w:t>
-      </w:r>
-      <w:proofErr w:type="spellEnd"/>
-      <w:r>
-        <w:rPr>
-          <w:sz w:val="22"/>
-          <w:szCs w:val="22"/>
-        </w:rPr>
-        <w:t xml:space="preserve"> of ................................................................. </w:t>
+        <w:t xml:space="preserve">Subject to hypothecation in favour of ................................................................. </w:t>
       </w:r>
     </w:p>
     <w:p>
@@ -3216,39 +3013,7 @@
           <w:sz w:val="22"/>
           <w:szCs w:val="22"/>
         </w:rPr>
-        <w:t xml:space="preserve">Signature of the Registering Authority </w:t>
-      </w:r>
-      <w:proofErr w:type="gramStart"/>
-      <w:r>
-        <w:rPr>
-          <w:sz w:val="22"/>
-          <w:szCs w:val="22"/>
-        </w:rPr>
-        <w:t>To</w:t>
-      </w:r>
-      <w:proofErr w:type="gramEnd"/>
-      <w:r>
-        <w:rPr>
-          <w:sz w:val="22"/>
-          <w:szCs w:val="22"/>
-        </w:rPr>
-        <w:t xml:space="preserve"> </w:t>
-      </w:r>
-      <w:proofErr w:type="gramStart"/>
-      <w:r>
-        <w:rPr>
-          <w:sz w:val="22"/>
-          <w:szCs w:val="22"/>
-        </w:rPr>
-        <w:t>The</w:t>
-      </w:r>
-      <w:proofErr w:type="gramEnd"/>
-      <w:r>
-        <w:rPr>
-          <w:sz w:val="22"/>
-          <w:szCs w:val="22"/>
-        </w:rPr>
-        <w:t xml:space="preserve"> Financier</w:t>
+        <w:t>Signature of the Registering Authority To The Financier</w:t>
       </w:r>
       <w:r>
         <w:rPr>
@@ -3350,23 +3115,7 @@
         <w:sz w:val="16"/>
         <w:szCs w:val="16"/>
       </w:rPr>
-      <w:t>{{</w:t>
-    </w:r>
-    <w:proofErr w:type="spellStart"/>
-    <w:r>
-      <w:rPr>
-        <w:sz w:val="16"/>
-        <w:szCs w:val="16"/>
-      </w:rPr>
-      <w:t>footer_text</w:t>
-    </w:r>
-    <w:proofErr w:type="spellEnd"/>
-    <w:r>
-      <w:rPr>
-        <w:sz w:val="16"/>
-        <w:szCs w:val="16"/>
-      </w:rPr>
-      <w:t>}}</w:t>
+      <w:t>{{footer_text}}</w:t>
     </w:r>
   </w:p>
 </w:ftr>

--- a/Raw Scans/FORM 20.docx
+++ b/Raw Scans/FORM 20.docx
@@ -784,7 +784,7 @@
           <w:sz w:val="22"/>
           <w:szCs w:val="22"/>
         </w:rPr>
-        <w:t>{{field_10_dealer_name_address}}</w:t>
+        <w:t>{{field_10_dealer_name}}</w:t>
       </w:r>
     </w:p>
     <w:p>
@@ -1619,7 +1619,23 @@
           <w:sz w:val="22"/>
           <w:szCs w:val="22"/>
         </w:rPr>
-        <w:t xml:space="preserve">23. Engine Number or Motor Number in case of Battery Operated Vehicles </w:t>
+        <w:t xml:space="preserve">23. Engine Number or Motor Number in case of </w:t>
+      </w:r>
+      <w:proofErr w:type="gramStart"/>
+      <w:r>
+        <w:rPr>
+          <w:sz w:val="22"/>
+          <w:szCs w:val="22"/>
+        </w:rPr>
+        <w:t>Battery Operated</w:t>
+      </w:r>
+      <w:proofErr w:type="gramEnd"/>
+      <w:r>
+        <w:rPr>
+          <w:sz w:val="22"/>
+          <w:szCs w:val="22"/>
+        </w:rPr>
+        <w:t xml:space="preserve"> Vehicles </w:t>
       </w:r>
     </w:p>
     <w:p>
@@ -1818,7 +1834,39 @@
           <w:sz w:val="22"/>
           <w:szCs w:val="22"/>
         </w:rPr>
-        <w:t xml:space="preserve">28. Colour or colours of body wings and front end </w:t>
+        <w:t xml:space="preserve">28. </w:t>
+      </w:r>
+      <w:proofErr w:type="spellStart"/>
+      <w:r>
+        <w:rPr>
+          <w:sz w:val="22"/>
+          <w:szCs w:val="22"/>
+        </w:rPr>
+        <w:t>Colour</w:t>
+      </w:r>
+      <w:proofErr w:type="spellEnd"/>
+      <w:r>
+        <w:rPr>
+          <w:sz w:val="22"/>
+          <w:szCs w:val="22"/>
+        </w:rPr>
+        <w:t xml:space="preserve"> or </w:t>
+      </w:r>
+      <w:proofErr w:type="spellStart"/>
+      <w:r>
+        <w:rPr>
+          <w:sz w:val="22"/>
+          <w:szCs w:val="22"/>
+        </w:rPr>
+        <w:t>colours</w:t>
+      </w:r>
+      <w:proofErr w:type="spellEnd"/>
+      <w:r>
+        <w:rPr>
+          <w:sz w:val="22"/>
+          <w:szCs w:val="22"/>
+        </w:rPr>
+        <w:t xml:space="preserve"> of body wings and front end </w:t>
       </w:r>
       <w:r>
         <w:rPr>
@@ -1885,7 +1933,23 @@
           <w:szCs w:val="20"/>
         </w:rPr>
         <w:lastRenderedPageBreak/>
-        <w:t xml:space="preserve">29. Number, description, size and ply rating of tyres, as declared by the manufacturer </w:t>
+        <w:t xml:space="preserve">29. Number, description, size and ply rating of </w:t>
+      </w:r>
+      <w:proofErr w:type="spellStart"/>
+      <w:r>
+        <w:rPr>
+          <w:sz w:val="20"/>
+          <w:szCs w:val="20"/>
+        </w:rPr>
+        <w:t>tyres</w:t>
+      </w:r>
+      <w:proofErr w:type="spellEnd"/>
+      <w:r>
+        <w:rPr>
+          <w:sz w:val="20"/>
+          <w:szCs w:val="20"/>
+        </w:rPr>
+        <w:t xml:space="preserve">, as declared by the manufacturer </w:t>
       </w:r>
     </w:p>
     <w:p>
@@ -2036,7 +2100,23 @@
           <w:sz w:val="20"/>
           <w:szCs w:val="20"/>
         </w:rPr>
-        <w:t xml:space="preserve">(a) as certified by manufacturer ................ Kgms. </w:t>
+        <w:t xml:space="preserve">(a) as certified by manufacturer ................ </w:t>
+      </w:r>
+      <w:proofErr w:type="spellStart"/>
+      <w:r>
+        <w:rPr>
+          <w:sz w:val="20"/>
+          <w:szCs w:val="20"/>
+        </w:rPr>
+        <w:t>Kgms</w:t>
+      </w:r>
+      <w:proofErr w:type="spellEnd"/>
+      <w:r>
+        <w:rPr>
+          <w:sz w:val="20"/>
+          <w:szCs w:val="20"/>
+        </w:rPr>
+        <w:t xml:space="preserve">. </w:t>
       </w:r>
     </w:p>
     <w:p>
@@ -2053,7 +2133,23 @@
           <w:sz w:val="20"/>
           <w:szCs w:val="20"/>
         </w:rPr>
-        <w:t xml:space="preserve">(b) To be registered ...................................... Kgms. </w:t>
+        <w:t xml:space="preserve">(b) To be registered ...................................... </w:t>
+      </w:r>
+      <w:proofErr w:type="spellStart"/>
+      <w:r>
+        <w:rPr>
+          <w:sz w:val="20"/>
+          <w:szCs w:val="20"/>
+        </w:rPr>
+        <w:t>Kgms</w:t>
+      </w:r>
+      <w:proofErr w:type="spellEnd"/>
+      <w:r>
+        <w:rPr>
+          <w:sz w:val="20"/>
+          <w:szCs w:val="20"/>
+        </w:rPr>
+        <w:t xml:space="preserve">. </w:t>
       </w:r>
     </w:p>
     <w:p>
@@ -2119,7 +2215,23 @@
           <w:sz w:val="20"/>
           <w:szCs w:val="20"/>
         </w:rPr>
-        <w:t xml:space="preserve">(a) Front axle= ................................... Kgms. </w:t>
+        <w:t xml:space="preserve">(a) Front axle= ................................... </w:t>
+      </w:r>
+      <w:proofErr w:type="spellStart"/>
+      <w:r>
+        <w:rPr>
+          <w:sz w:val="20"/>
+          <w:szCs w:val="20"/>
+        </w:rPr>
+        <w:t>Kgms</w:t>
+      </w:r>
+      <w:proofErr w:type="spellEnd"/>
+      <w:r>
+        <w:rPr>
+          <w:sz w:val="20"/>
+          <w:szCs w:val="20"/>
+        </w:rPr>
+        <w:t xml:space="preserve">. </w:t>
       </w:r>
     </w:p>
     <w:p>
@@ -2136,7 +2248,23 @@
           <w:sz w:val="20"/>
           <w:szCs w:val="20"/>
         </w:rPr>
-        <w:t xml:space="preserve">(b) Rear axle= ..................................... Kgms. </w:t>
+        <w:t xml:space="preserve">(b) Rear axle= ..................................... </w:t>
+      </w:r>
+      <w:proofErr w:type="spellStart"/>
+      <w:r>
+        <w:rPr>
+          <w:sz w:val="20"/>
+          <w:szCs w:val="20"/>
+        </w:rPr>
+        <w:t>Kgms</w:t>
+      </w:r>
+      <w:proofErr w:type="spellEnd"/>
+      <w:r>
+        <w:rPr>
+          <w:sz w:val="20"/>
+          <w:szCs w:val="20"/>
+        </w:rPr>
+        <w:t xml:space="preserve">. </w:t>
       </w:r>
     </w:p>
     <w:p>
@@ -2153,7 +2281,23 @@
           <w:sz w:val="20"/>
           <w:szCs w:val="20"/>
         </w:rPr>
-        <w:t xml:space="preserve">(c) Any other axle= ............................ Kgms. </w:t>
+        <w:t xml:space="preserve">(c) Any other axle= ............................ </w:t>
+      </w:r>
+      <w:proofErr w:type="spellStart"/>
+      <w:r>
+        <w:rPr>
+          <w:sz w:val="20"/>
+          <w:szCs w:val="20"/>
+        </w:rPr>
+        <w:t>Kgms</w:t>
+      </w:r>
+      <w:proofErr w:type="spellEnd"/>
+      <w:r>
+        <w:rPr>
+          <w:sz w:val="20"/>
+          <w:szCs w:val="20"/>
+        </w:rPr>
+        <w:t xml:space="preserve">. </w:t>
       </w:r>
     </w:p>
     <w:p>
@@ -2170,7 +2314,23 @@
           <w:sz w:val="20"/>
           <w:szCs w:val="20"/>
         </w:rPr>
-        <w:t xml:space="preserve">(d) Tandem axle= ............................... Kgms. </w:t>
+        <w:t xml:space="preserve">(d) Tandem axle= ............................... </w:t>
+      </w:r>
+      <w:proofErr w:type="spellStart"/>
+      <w:r>
+        <w:rPr>
+          <w:sz w:val="20"/>
+          <w:szCs w:val="20"/>
+        </w:rPr>
+        <w:t>Kgms</w:t>
+      </w:r>
+      <w:proofErr w:type="spellEnd"/>
+      <w:r>
+        <w:rPr>
+          <w:sz w:val="20"/>
+          <w:szCs w:val="20"/>
+        </w:rPr>
+        <w:t xml:space="preserve">. </w:t>
       </w:r>
     </w:p>
     <w:p>
@@ -2372,7 +2532,23 @@
           <w:sz w:val="22"/>
           <w:szCs w:val="22"/>
         </w:rPr>
-        <w:t xml:space="preserve">35. Number, description and size of tyres on each axle ............................ </w:t>
+        <w:t xml:space="preserve">35. Number, description and size of </w:t>
+      </w:r>
+      <w:proofErr w:type="spellStart"/>
+      <w:r>
+        <w:rPr>
+          <w:sz w:val="22"/>
+          <w:szCs w:val="22"/>
+        </w:rPr>
+        <w:t>tyres</w:t>
+      </w:r>
+      <w:proofErr w:type="spellEnd"/>
+      <w:r>
+        <w:rPr>
+          <w:sz w:val="22"/>
+          <w:szCs w:val="22"/>
+        </w:rPr>
+        <w:t xml:space="preserve"> on each axle ............................ </w:t>
       </w:r>
       <w:r>
         <w:rPr>
@@ -2461,14 +2637,30 @@
           <w:sz w:val="22"/>
           <w:szCs w:val="22"/>
         </w:rPr>
-        <w:t xml:space="preserve">(Name of company) </w:t>
-      </w:r>
-      <w:r>
-        <w:rPr>
-          <w:sz w:val="22"/>
-          <w:szCs w:val="22"/>
-        </w:rPr>
-        <w:t xml:space="preserve">                                        </w:t>
+        <w:t xml:space="preserve">(Name of </w:t>
+      </w:r>
+      <w:proofErr w:type="gramStart"/>
+      <w:r>
+        <w:rPr>
+          <w:sz w:val="22"/>
+          <w:szCs w:val="22"/>
+        </w:rPr>
+        <w:t xml:space="preserve">company) </w:t>
+      </w:r>
+      <w:r>
+        <w:rPr>
+          <w:sz w:val="22"/>
+          <w:szCs w:val="22"/>
+        </w:rPr>
+        <w:t xml:space="preserve">  </w:t>
+      </w:r>
+      <w:proofErr w:type="gramEnd"/>
+      <w:r>
+        <w:rPr>
+          <w:sz w:val="22"/>
+          <w:szCs w:val="22"/>
+        </w:rPr>
+        <w:t xml:space="preserve">                                      </w:t>
       </w:r>
       <w:r>
         <w:rPr>
@@ -2591,12 +2783,21 @@
           <w:szCs w:val="22"/>
         </w:rPr>
       </w:pPr>
-      <w:r>
-        <w:rPr>
-          <w:sz w:val="22"/>
-          <w:szCs w:val="22"/>
-        </w:rPr>
-        <w:t xml:space="preserve">Note : The motor vehicle above described is— </w:t>
+      <w:proofErr w:type="gramStart"/>
+      <w:r>
+        <w:rPr>
+          <w:sz w:val="22"/>
+          <w:szCs w:val="22"/>
+        </w:rPr>
+        <w:t>Note :</w:t>
+      </w:r>
+      <w:proofErr w:type="gramEnd"/>
+      <w:r>
+        <w:rPr>
+          <w:sz w:val="22"/>
+          <w:szCs w:val="22"/>
+        </w:rPr>
+        <w:t xml:space="preserve"> The motor vehicle above described is— </w:t>
       </w:r>
     </w:p>
     <w:p>
@@ -2638,7 +2839,23 @@
           <w:sz w:val="22"/>
           <w:szCs w:val="22"/>
         </w:rPr>
-        <w:t xml:space="preserve">Subject to hypothecation in favour of ................................................................. </w:t>
+        <w:t xml:space="preserve">Subject to hypothecation in </w:t>
+      </w:r>
+      <w:proofErr w:type="spellStart"/>
+      <w:r>
+        <w:rPr>
+          <w:sz w:val="22"/>
+          <w:szCs w:val="22"/>
+        </w:rPr>
+        <w:t>favour</w:t>
+      </w:r>
+      <w:proofErr w:type="spellEnd"/>
+      <w:r>
+        <w:rPr>
+          <w:sz w:val="22"/>
+          <w:szCs w:val="22"/>
+        </w:rPr>
+        <w:t xml:space="preserve"> of ................................................................. </w:t>
       </w:r>
     </w:p>
     <w:p>
@@ -3013,7 +3230,39 @@
           <w:sz w:val="22"/>
           <w:szCs w:val="22"/>
         </w:rPr>
-        <w:t>Signature of the Registering Authority To The Financier</w:t>
+        <w:t xml:space="preserve">Signature of the Registering Authority </w:t>
+      </w:r>
+      <w:proofErr w:type="gramStart"/>
+      <w:r>
+        <w:rPr>
+          <w:sz w:val="22"/>
+          <w:szCs w:val="22"/>
+        </w:rPr>
+        <w:t>To</w:t>
+      </w:r>
+      <w:proofErr w:type="gramEnd"/>
+      <w:r>
+        <w:rPr>
+          <w:sz w:val="22"/>
+          <w:szCs w:val="22"/>
+        </w:rPr>
+        <w:t xml:space="preserve"> </w:t>
+      </w:r>
+      <w:proofErr w:type="gramStart"/>
+      <w:r>
+        <w:rPr>
+          <w:sz w:val="22"/>
+          <w:szCs w:val="22"/>
+        </w:rPr>
+        <w:t>The</w:t>
+      </w:r>
+      <w:proofErr w:type="gramEnd"/>
+      <w:r>
+        <w:rPr>
+          <w:sz w:val="22"/>
+          <w:szCs w:val="22"/>
+        </w:rPr>
+        <w:t xml:space="preserve"> Financier</w:t>
       </w:r>
       <w:r>
         <w:rPr>
@@ -3115,7 +3364,23 @@
         <w:sz w:val="16"/>
         <w:szCs w:val="16"/>
       </w:rPr>
-      <w:t>{{footer_text}}</w:t>
+      <w:t>{{</w:t>
+    </w:r>
+    <w:proofErr w:type="spellStart"/>
+    <w:r>
+      <w:rPr>
+        <w:sz w:val="16"/>
+        <w:szCs w:val="16"/>
+      </w:rPr>
+      <w:t>footer_text</w:t>
+    </w:r>
+    <w:proofErr w:type="spellEnd"/>
+    <w:r>
+      <w:rPr>
+        <w:sz w:val="16"/>
+        <w:szCs w:val="16"/>
+      </w:rPr>
+      <w:t>}}</w:t>
     </w:r>
   </w:p>
 </w:ftr>
